--- a/HEROS_ACADEMY_システムご案内.docx
+++ b/HEROS_ACADEMY_システムご案内.docx
@@ -72,12 +72,129 @@
         <w:pStyle w:val="Heading1"/>
       </w:pPr>
       <w:r>
-        <w:t>2. 4つの画面</w:t>
+        <w:t>2. システムへのアクセス方法</w:t>
       </w:r>
     </w:p>
     <w:p>
       <w:r>
-        <w:t>このシステムには、役割の異なる4つの画面があります。それぞれ別のURLでアクセスします。</w:t>
+        <w:rPr>
+          <w:b/>
+          <w:color w:val="CC0000"/>
+        </w:rPr>
+        <w:t>【重要】</w:t>
+      </w:r>
+      <w:r>
+        <w:t xml:space="preserve"> 下のリンク（青い文字）をクリックすると、直接画面が開きます。</w:t>
+      </w:r>
+    </w:p>
+    <w:p>
+      <w:r>
+        <w:t>もしリンクをコピーして使う場合は、必ずブラウザの「アドレスバー」（画面の一番上にあるURL表示欄）に貼り付けてください。Googleの検索窓に貼り付けると、検索結果が表示されてしまい、システムの画面は開きません。</w:t>
+      </w:r>
+    </w:p>
+    <w:p/>
+    <w:p>
+      <w:r>
+        <w:rPr>
+          <w:b/>
+        </w:rPr>
+        <w:t xml:space="preserve">■ 生徒画面 ─ </w:t>
+      </w:r>
+      <w:hyperlink r:id="rId9">
+        <w:r>
+          <w:rPr>
+            <w:color w:val="0563C1"/>
+            <w:u w:val="single"/>
+            <w:sz w:val="22"/>
+          </w:rPr>
+          <w:t>https://hero-s-points.web.app/student</w:t>
+        </w:r>
+      </w:hyperlink>
+    </w:p>
+    <w:p>
+      <w:r>
+        <w:rPr>
+          <w:b/>
+        </w:rPr>
+        <w:t xml:space="preserve">■ 保護者画面 ─ </w:t>
+      </w:r>
+      <w:hyperlink r:id="rId10">
+        <w:r>
+          <w:rPr>
+            <w:color w:val="0563C1"/>
+            <w:u w:val="single"/>
+            <w:sz w:val="22"/>
+          </w:rPr>
+          <w:t>https://hero-s-points.web.app/parent</w:t>
+        </w:r>
+      </w:hyperlink>
+    </w:p>
+    <w:p>
+      <w:r>
+        <w:rPr>
+          <w:b/>
+        </w:rPr>
+        <w:t xml:space="preserve">■ 管理画面（先生用） ─ </w:t>
+      </w:r>
+      <w:hyperlink r:id="rId11">
+        <w:r>
+          <w:rPr>
+            <w:color w:val="0563C1"/>
+            <w:u w:val="single"/>
+            <w:sz w:val="22"/>
+          </w:rPr>
+          <w:t>https://hero-s-points.web.app/</w:t>
+        </w:r>
+      </w:hyperlink>
+    </w:p>
+    <w:p>
+      <w:r>
+        <w:rPr>
+          <w:b/>
+        </w:rPr>
+        <w:t xml:space="preserve">■ 教室モニター ─ </w:t>
+      </w:r>
+      <w:hyperlink r:id="rId12">
+        <w:r>
+          <w:rPr>
+            <w:color w:val="0563C1"/>
+            <w:u w:val="single"/>
+            <w:sz w:val="22"/>
+          </w:rPr>
+          <w:t>https://hero-s-points.web.app/briefing</w:t>
+        </w:r>
+      </w:hyperlink>
+    </w:p>
+    <w:p/>
+    <w:p>
+      <w:r>
+        <w:rPr>
+          <w:b/>
+        </w:rPr>
+        <w:t>※「アドレスバー」とは？</w:t>
+      </w:r>
+    </w:p>
+    <w:p>
+      <w:r>
+        <w:t>ブラウザ（Safari、Chrome等）の一番上にある、「https://...」と表示されている細長い欄のことです。ここにURLを貼り付けて、Enterキーを押すと、そのページに直接移動できます。Googleの検索窓（ページの中央にある大きな入力欄）とは別のものです。</w:t>
+      </w:r>
+    </w:p>
+    <w:p>
+      <w:r>
+        <w:br w:type="page"/>
+      </w:r>
+    </w:p>
+    <w:p>
+      <w:pPr>
+        <w:pStyle w:val="Heading1"/>
+      </w:pPr>
+      <w:r>
+        <w:t>3. 4つの画面の役割</w:t>
+      </w:r>
+    </w:p>
+    <w:p>
+      <w:r>
+        <w:t>このシステムには、使う人の役割に合わせた4つの画面があります。</w:t>
       </w:r>
     </w:p>
     <w:p>
@@ -86,11 +203,6 @@
       </w:pPr>
       <w:r>
         <w:t>① 生徒画面（生徒が使う画面）</w:t>
-      </w:r>
-    </w:p>
-    <w:p>
-      <w:r>
-        <w:t>URL: https://hero-s-points.web.app/student</w:t>
       </w:r>
     </w:p>
     <w:p>
@@ -161,11 +273,6 @@
     </w:p>
     <w:p>
       <w:r>
-        <w:t>URL: https://hero-s-points.web.app/parent</w:t>
-      </w:r>
-    </w:p>
-    <w:p>
-      <w:r>
         <w:t>保護者の方が、お子さまの学習状況をリアルタイムで確認できる画面です。お子さまのニックネームと保護者用PIN（4桁）でログインします。</w:t>
       </w:r>
     </w:p>
@@ -206,7 +313,7 @@
         <w:pStyle w:val="ListBullet"/>
       </w:pPr>
       <w:r>
-        <w:t>イベント（ブースターなど）が発動中の場合は、「獲得ポイントが2倍になっています！」のようなお知らせが表示されます</w:t>
+        <w:t>イベント発動中は「獲得ポイントが2倍になっています！」のようなお知らせが表示されます</w:t>
       </w:r>
     </w:p>
     <w:p>
@@ -215,11 +322,6 @@
       </w:pPr>
       <w:r>
         <w:t>③ 管理画面（先生が使う画面）</w:t>
-      </w:r>
-    </w:p>
-    <w:p>
-      <w:r>
-        <w:t>URL: https://hero-s-points.web.app/</w:t>
       </w:r>
     </w:p>
     <w:p>
@@ -290,11 +392,6 @@
     </w:p>
     <w:p>
       <w:r>
-        <w:t>URL: https://hero-s-points.web.app/briefing</w:t>
-      </w:r>
-    </w:p>
-    <w:p>
-      <w:r>
         <w:t>教室に設置した大型モニターに常時表示する画面です。ログイン不要で、開くだけで自動的にデータが更新されます。</w:t>
       </w:r>
     </w:p>
@@ -311,7 +408,7 @@
         <w:pStyle w:val="ListBullet"/>
       </w:pPr>
       <w:r>
-        <w:t>リアルタイム通信フィード：「Star-7 が数学に出撃！」「Nova-1 が帰還！」など、誰かが勉強を始めたり終わったりするたびにリアルタイムで流れます</w:t>
+        <w:t>リアルタイム通信フィード：誰かが勉強を始めたり終わったりするたびにリアルタイムで表示</w:t>
       </w:r>
     </w:p>
     <w:p>
@@ -348,18 +445,10 @@
     </w:p>
     <w:p>
       <w:pPr>
-        <w:pStyle w:val="ListBullet"/>
-      </w:pPr>
-      <w:r>
-        <w:t>今日の統計（学習時間、ポモドーロ数、発行ポイント、最長ストリーク）</w:t>
-      </w:r>
-    </w:p>
-    <w:p>
-      <w:pPr>
         <w:pStyle w:val="Heading1"/>
       </w:pPr>
       <w:r>
-        <w:t>3. 生徒の「冒険の一日」</w:t>
+        <w:t>4. 生徒の「冒険の一日」</w:t>
       </w:r>
     </w:p>
     <w:p>
@@ -437,7 +526,7 @@
         <w:pStyle w:val="Heading1"/>
       </w:pPr>
       <w:r>
-        <w:t>4. チームと競争の仕組み</w:t>
+        <w:t>5. チームと競争の仕組み</w:t>
       </w:r>
     </w:p>
     <w:p>
@@ -655,7 +744,7 @@
         <w:pStyle w:val="Heading1"/>
       </w:pPr>
       <w:r>
-        <w:t>5. イベントとブースター</w:t>
+        <w:t>6. イベントとブースター</w:t>
       </w:r>
     </w:p>
     <w:p>
@@ -893,7 +982,7 @@
         <w:pStyle w:val="Heading1"/>
       </w:pPr>
       <w:r>
-        <w:t>6. 生徒一人ひとりに設定できる情報</w:t>
+        <w:t>7. 生徒一人ひとりに設定できる情報</w:t>
       </w:r>
     </w:p>
     <w:p>
@@ -1120,7 +1209,7 @@
         <w:pStyle w:val="Heading1"/>
       </w:pPr>
       <w:r>
-        <w:t>7. コースと料金の管理</w:t>
+        <w:t>8. コースと料金の管理</w:t>
       </w:r>
     </w:p>
     <w:p>
@@ -1319,7 +1408,7 @@
         <w:pStyle w:val="Heading1"/>
       </w:pPr>
       <w:r>
-        <w:t>8. プライバシー（匿名性）について</w:t>
+        <w:t>9. プライバシー（匿名性）について</w:t>
       </w:r>
     </w:p>
     <w:p>
@@ -1369,7 +1458,7 @@
         <w:pStyle w:val="Heading1"/>
       </w:pPr>
       <w:r>
-        <w:t>9. 今後の計画と展望</w:t>
+        <w:t>10. 今後の計画と展望</w:t>
       </w:r>
     </w:p>
     <w:p>
@@ -1464,7 +1553,7 @@
         <w:pStyle w:val="Heading1"/>
       </w:pPr>
       <w:r>
-        <w:t>10. ご不明な点がありましたら</w:t>
+        <w:t>11. ご不明な点がありましたら</w:t>
       </w:r>
     </w:p>
     <w:p>
@@ -1476,16 +1565,6 @@
     <w:p>
       <w:r>
         <w:t>個別指導学院ヒーローズ延岡校</w:t>
-      </w:r>
-    </w:p>
-    <w:p>
-      <w:r>
-        <w:t>延岡市出北 ステージビル</w:t>
-      </w:r>
-    </w:p>
-    <w:p>
-      <w:r>
-        <w:t>https://hero-s-points.web.app</w:t>
       </w:r>
     </w:p>
     <w:sectPr>

--- a/HEROS_ACADEMY_システムご案内.docx
+++ b/HEROS_ACADEMY_システムご案内.docx
@@ -84,7 +84,7 @@
         <w:t>【重要】</w:t>
       </w:r>
       <w:r>
-        <w:t xml:space="preserve"> 下のリンク（青い文字）をクリックすると、直接画面が開きます。</w:t>
+        <w:t xml:space="preserve"> 下の青い文字のリンクをクリックすると、直接画面が開きます。</w:t>
       </w:r>
     </w:p>
     <w:p>
@@ -98,12 +98,13 @@
         <w:rPr>
           <w:b/>
         </w:rPr>
-        <w:t xml:space="preserve">■ 生徒画面 ─ </w:t>
+        <w:t xml:space="preserve">■ 生徒画面 ── </w:t>
       </w:r>
       <w:hyperlink r:id="rId9">
         <w:r>
           <w:rPr>
-            <w:color w:val="0563C1"/>
+            <w:rStyle w:val="Hyperlink"/>
+            <w:color w:val="0563C1" w:themeColor="hyperlink"/>
             <w:u w:val="single"/>
             <w:sz w:val="22"/>
           </w:rPr>
@@ -116,12 +117,13 @@
         <w:rPr>
           <w:b/>
         </w:rPr>
-        <w:t xml:space="preserve">■ 保護者画面 ─ </w:t>
+        <w:t xml:space="preserve">■ 保護者画面 ── </w:t>
       </w:r>
       <w:hyperlink r:id="rId10">
         <w:r>
           <w:rPr>
-            <w:color w:val="0563C1"/>
+            <w:rStyle w:val="Hyperlink"/>
+            <w:color w:val="0563C1" w:themeColor="hyperlink"/>
             <w:u w:val="single"/>
             <w:sz w:val="22"/>
           </w:rPr>
@@ -134,12 +136,13 @@
         <w:rPr>
           <w:b/>
         </w:rPr>
-        <w:t xml:space="preserve">■ 管理画面（先生用） ─ </w:t>
+        <w:t xml:space="preserve">■ 管理画面（先生用） ── </w:t>
       </w:r>
       <w:hyperlink r:id="rId11">
         <w:r>
           <w:rPr>
-            <w:color w:val="0563C1"/>
+            <w:rStyle w:val="Hyperlink"/>
+            <w:color w:val="0563C1" w:themeColor="hyperlink"/>
             <w:u w:val="single"/>
             <w:sz w:val="22"/>
           </w:rPr>
@@ -152,12 +155,13 @@
         <w:rPr>
           <w:b/>
         </w:rPr>
-        <w:t xml:space="preserve">■ 教室モニター ─ </w:t>
+        <w:t xml:space="preserve">■ 教室モニター ── </w:t>
       </w:r>
       <w:hyperlink r:id="rId12">
         <w:r>
           <w:rPr>
-            <w:color w:val="0563C1"/>
+            <w:rStyle w:val="Hyperlink"/>
+            <w:color w:val="0563C1" w:themeColor="hyperlink"/>
             <w:u w:val="single"/>
             <w:sz w:val="22"/>
           </w:rPr>
@@ -176,7 +180,7 @@
     </w:p>
     <w:p>
       <w:r>
-        <w:t>ブラウザ（Safari、Chrome等）の一番上にある、「https://...」と表示されている細長い欄のことです。ここにURLを貼り付けて、Enterキーを押すと、そのページに直接移動できます。Googleの検索窓（ページの中央にある大きな入力欄）とは別のものです。</w:t>
+        <w:t>ブラウザ（Safari、Chrome等）の一番上にある、「https://...」と表示されている細長い欄のことです。ここにURLを貼り付けてEnterキーを押すと、そのページに直接移動できます。Googleの検索窓（ページの中央にある大きな入力欄）とは別のものです。</w:t>
       </w:r>
     </w:p>
     <w:p>
@@ -260,7 +264,7 @@
     </w:p>
     <w:p>
       <w:r>
-        <w:t>※生徒画面では本名は一切表示されず、「コールサイン」（教室内での呼び名）のみが表示されます。プライバシーを守りながら、安心して使えます。</w:t>
+        <w:t>※生徒画面では本名は一切表示されず、「コールサイン」（教室内での呼び名）のみが表示されます。</w:t>
       </w:r>
     </w:p>
     <w:p>
@@ -281,7 +285,7 @@
         <w:pStyle w:val="ListBullet"/>
       </w:pPr>
       <w:r>
-        <w:t>お子さまが今「学習中」なのか、「教室にいる」のか、「まだ来ていない」のかがリアルタイムで分かります</w:t>
+        <w:t>お子さまが今「学習中」なのか「教室にいる」のか「まだ来ていない」のかがリアルタイムで分かります</w:t>
       </w:r>
     </w:p>
     <w:p>
@@ -408,7 +412,7 @@
         <w:pStyle w:val="ListBullet"/>
       </w:pPr>
       <w:r>
-        <w:t>リアルタイム通信フィード：誰かが勉強を始めたり終わったりするたびにリアルタイムで表示</w:t>
+        <w:t>リアルタイム通信フィード：誰かが勉強を始めたり終わったりするたびに表示</w:t>
       </w:r>
     </w:p>
     <w:p>
@@ -453,7 +457,7 @@
     </w:p>
     <w:p>
       <w:r>
-        <w:t>このシステムでは、塾に来るたびに「冒険」が始まります。以下が典型的な流れです。</w:t>
+        <w:t>塾に来るたびに「冒険」が始まります。以下が典型的な流れです。</w:t>
       </w:r>
     </w:p>
     <w:p>
@@ -466,7 +470,7 @@
     </w:p>
     <w:p>
       <w:r>
-        <w:t>生徒が塾に到着すると、生徒画面で「到着！冒険をはじめる」ボタンを押します。出席が記録され、保護者画面にもリアルタイムで「教室にいます」と表示されます。教室モニターのフィードにも通知が流れます。</w:t>
+        <w:t>生徒が塾に到着すると、生徒画面で「到着！冒険をはじめる」ボタンを押します。出席が記録され、保護者画面にもリアルタイムで「教室にいます」と表示されます。</w:t>
       </w:r>
     </w:p>
     <w:p>
@@ -479,7 +483,7 @@
     </w:p>
     <w:p>
       <w:r>
-        <w:t>科目を選び、学習方法（通常タイマーまたはポモドーロ）を選んで「学習スタート！」を押すと、タイマーが動き始めます。この瞬間、全画面に「○○が数学に出撃！」とリアルタイムで共有されます。仲間が頑張っている姿が見えるので、「自分もやろう！」という気持ちが生まれます。</w:t>
+        <w:t>科目を選んで「学習スタート！」を押すと、タイマーが動き始めます。全画面に「○○が数学に出撃！」とリアルタイムで共有されます。</w:t>
       </w:r>
     </w:p>
     <w:p>
@@ -492,7 +496,7 @@
     </w:p>
     <w:p>
       <w:r>
-        <w:t>タイマーが動いている間、生徒は集中して勉強します。ポモドーロモードでは25分ごとに5分休憩が入り、リズムよく勉強できます。先生がこのタイミングで「ブースター」を発動すると、教室中が盛り上がります。</w:t>
+        <w:t>タイマーが動いている間、生徒は集中して勉強します。ポモドーロモードでは25分ごとに5分休憩が入り、リズムよく勉強できます。</w:t>
       </w:r>
     </w:p>
     <w:p>
@@ -505,7 +509,7 @@
     </w:p>
     <w:p>
       <w:r>
-        <w:t>学習を終えると、獲得したポイントが表示されます。コンボ（特定の条件で自動発動するボーナス）が出たり、レイドボスにダメージを与えたり、ミッションが達成されたりすることもあります。紙吹雪のアニメーションと共に、「今日の成果」が表示されます。</w:t>
+        <w:t>学習を終えると、獲得したポイントが表示されます。コンボやレイドボスダメージ、ミッション達成などの演出もあります。</w:t>
       </w:r>
     </w:p>
     <w:p>
@@ -518,7 +522,7 @@
     </w:p>
     <w:p>
       <w:r>
-        <w:t>ホーム画面に戻ると、仲間の頑張りが見え、ランキングが更新されています。「今日もいい冒険だった！」という達成感を持って帰宅できます。保護者画面にも、お子さまの一日の活動が時系列で表示されています。</w:t>
+        <w:t>ホーム画面に戻ると、仲間の頑張りが見え、ランキングが更新されています。保護者画面にもお子さまの一日の活動が時系列で表示されます。</w:t>
       </w:r>
     </w:p>
     <w:p>
@@ -539,12 +543,7 @@
     </w:p>
     <w:p>
       <w:r>
-        <w:t>生徒は6つのギルド（炎・水・風・大地・光・闇）のいずれかに所属します。ギルドは小学生から社会人まで全年齢が混ざっており、年上の生徒が年下の生徒を自然と応援する「先輩・後輩」の文化が生まれます。</w:t>
-      </w:r>
-    </w:p>
-    <w:p>
-      <w:r>
-        <w:t>ギルドのメンバーが勉強するたびに「協力ポイント」がたまり、マイルストーン（5,000pt→20,000pt→50,000pt→100,000pt）を達成すると、ギルド全体にバッジが授与されます。競争ではなく「協力」の仕組みです。</w:t>
+        <w:t>生徒は6つのギルド（炎・水・風・大地・光・闇）のいずれかに所属します。全年齢混合で、先輩・後輩の文化が生まれます。協力ポイントでマイルストーン達成を目指します。</w:t>
       </w:r>
     </w:p>
     <w:p>
@@ -557,7 +556,7 @@
     </w:p>
     <w:p>
       <w:r>
-        <w:t>個人の競争は「リーグ」で行います。年齢が大きく異なる生徒同士が競っても公平ではないため、3つのリーグに分かれています。</w:t>
+        <w:t>個人の競争は年齢別の3リーグで行います。</w:t>
       </w:r>
     </w:p>
     <w:tbl>
@@ -567,14 +566,13 @@
         <w:tblLook w:firstColumn="1" w:firstRow="1" w:lastColumn="0" w:lastRow="0" w:noHBand="0" w:noVBand="1" w:val="04A0"/>
       </w:tblPr>
       <w:tblGrid>
-        <w:gridCol w:w="2880"/>
-        <w:gridCol w:w="2880"/>
-        <w:gridCol w:w="2880"/>
+        <w:gridCol w:w="4320"/>
+        <w:gridCol w:w="4320"/>
       </w:tblGrid>
       <w:tr>
         <w:tc>
           <w:tcPr>
-            <w:tcW w:type="dxa" w:w="2880"/>
+            <w:tcW w:type="dxa" w:w="4320"/>
           </w:tcPr>
           <w:p>
             <w:r>
@@ -588,7 +586,7 @@
         </w:tc>
         <w:tc>
           <w:tcPr>
-            <w:tcW w:type="dxa" w:w="2880"/>
+            <w:tcW w:type="dxa" w:w="4320"/>
           </w:tcPr>
           <w:p>
             <w:r>
@@ -600,25 +598,11 @@
             </w:r>
           </w:p>
         </w:tc>
-        <w:tc>
-          <w:tcPr>
-            <w:tcW w:type="dxa" w:w="2880"/>
-          </w:tcPr>
-          <w:p>
-            <w:r>
-              <w:rPr>
-                <w:b/>
-                <w:sz w:val="20"/>
-              </w:rPr>
-              <w:t>アイコン</w:t>
-            </w:r>
-          </w:p>
-        </w:tc>
       </w:tr>
       <w:tr>
         <w:tc>
           <w:tcPr>
-            <w:tcW w:type="dxa" w:w="2880"/>
+            <w:tcW w:type="dxa" w:w="4320"/>
           </w:tcPr>
           <w:p>
             <w:r>
@@ -631,7 +615,7 @@
         </w:tc>
         <w:tc>
           <w:tcPr>
-            <w:tcW w:type="dxa" w:w="2880"/>
+            <w:tcW w:type="dxa" w:w="4320"/>
           </w:tcPr>
           <w:p>
             <w:r>
@@ -642,24 +626,11 @@
             </w:r>
           </w:p>
         </w:tc>
-        <w:tc>
-          <w:tcPr>
-            <w:tcW w:type="dxa" w:w="2880"/>
-          </w:tcPr>
-          <w:p>
-            <w:r>
-              <w:rPr>
-                <w:sz w:val="20"/>
-              </w:rPr>
-              <w:t>🌱</w:t>
-            </w:r>
-          </w:p>
-        </w:tc>
       </w:tr>
       <w:tr>
         <w:tc>
           <w:tcPr>
-            <w:tcW w:type="dxa" w:w="2880"/>
+            <w:tcW w:type="dxa" w:w="4320"/>
           </w:tcPr>
           <w:p>
             <w:r>
@@ -672,7 +643,7 @@
         </w:tc>
         <w:tc>
           <w:tcPr>
-            <w:tcW w:type="dxa" w:w="2880"/>
+            <w:tcW w:type="dxa" w:w="4320"/>
           </w:tcPr>
           <w:p>
             <w:r>
@@ -683,24 +654,11 @@
             </w:r>
           </w:p>
         </w:tc>
-        <w:tc>
-          <w:tcPr>
-            <w:tcW w:type="dxa" w:w="2880"/>
-          </w:tcPr>
-          <w:p>
-            <w:r>
-              <w:rPr>
-                <w:sz w:val="20"/>
-              </w:rPr>
-              <w:t>⚔️</w:t>
-            </w:r>
-          </w:p>
-        </w:tc>
       </w:tr>
       <w:tr>
         <w:tc>
           <w:tcPr>
-            <w:tcW w:type="dxa" w:w="2880"/>
+            <w:tcW w:type="dxa" w:w="4320"/>
           </w:tcPr>
           <w:p>
             <w:r>
@@ -713,7 +671,7 @@
         </w:tc>
         <w:tc>
           <w:tcPr>
-            <w:tcW w:type="dxa" w:w="2880"/>
+            <w:tcW w:type="dxa" w:w="4320"/>
           </w:tcPr>
           <w:p>
             <w:r>
@@ -721,19 +679,6 @@
                 <w:sz w:val="20"/>
               </w:rPr>
               <w:t>高校生・既卒生・社会人</w:t>
-            </w:r>
-          </w:p>
-        </w:tc>
-        <w:tc>
-          <w:tcPr>
-            <w:tcW w:type="dxa" w:w="2880"/>
-          </w:tcPr>
-          <w:p>
-            <w:r>
-              <w:rPr>
-                <w:sz w:val="20"/>
-              </w:rPr>
-              <w:t>🔥</w:t>
             </w:r>
           </w:p>
         </w:tc>
@@ -749,7 +694,7 @@
     </w:p>
     <w:p>
       <w:r>
-        <w:t>先生は、教室を盛り上げるために「イベント」を発動できます。イベントが発動すると、全画面に目立つバナーが表示され、「今がチャンス！」という空気が教室に生まれます。</w:t>
+        <w:t>先生が「イベント」を発動すると、全画面にバナーが表示され教室が盛り上がります。</w:t>
       </w:r>
     </w:p>
     <w:tbl>
@@ -817,7 +762,7 @@
               <w:rPr>
                 <w:sz w:val="20"/>
               </w:rPr>
-              <w:t>🚀 ブースター</w:t>
+              <w:t>ブースター</w:t>
             </w:r>
           </w:p>
         </w:tc>
@@ -830,7 +775,7 @@
               <w:rPr>
                 <w:sz w:val="20"/>
               </w:rPr>
-              <w:t>勉強で得られるポイントが倍になる</w:t>
+              <w:t>ポイントが倍になる</w:t>
             </w:r>
           </w:p>
         </w:tc>
@@ -858,7 +803,7 @@
               <w:rPr>
                 <w:sz w:val="20"/>
               </w:rPr>
-              <w:t>🎁 ボーナス</w:t>
+              <w:t>ボーナス</w:t>
             </w:r>
           </w:p>
         </w:tc>
@@ -871,7 +816,7 @@
               <w:rPr>
                 <w:sz w:val="20"/>
               </w:rPr>
-              <w:t>勉強を終えた生徒に追加ポイント</w:t>
+              <w:t>追加ポイント付与</w:t>
             </w:r>
           </w:p>
         </w:tc>
@@ -884,7 +829,7 @@
               <w:rPr>
                 <w:sz w:val="20"/>
               </w:rPr>
-              <w:t>+50ポイント を20分間</w:t>
+              <w:t>+50pt を20分間</w:t>
             </w:r>
           </w:p>
         </w:tc>
@@ -899,7 +844,7 @@
               <w:rPr>
                 <w:sz w:val="20"/>
               </w:rPr>
-              <w:t>⚔️ チャレンジ</w:t>
+              <w:t>チャレンジ</w:t>
             </w:r>
           </w:p>
         </w:tc>
@@ -912,7 +857,7 @@
               <w:rPr>
                 <w:sz w:val="20"/>
               </w:rPr>
-              <w:t>チーム対抗の特別ミッション</w:t>
+              <w:t>チーム対抗ミッション</w:t>
             </w:r>
           </w:p>
         </w:tc>
@@ -940,7 +885,7 @@
               <w:rPr>
                 <w:sz w:val="20"/>
               </w:rPr>
-              <w:t>🎉 サプライズ</w:t>
+              <w:t>サプライズ</w:t>
             </w:r>
           </w:p>
         </w:tc>
@@ -973,11 +918,6 @@
       </w:tr>
     </w:tbl>
     <w:p>
-      <w:r>
-        <w:t>イベント中に少しでも勉強していた生徒は、その勉強全体にイベントの効果が適用されます。「ブースターが発動した！今すぐ始めよう！」という瞬発力のある教室づくりができます。</w:t>
-      </w:r>
-    </w:p>
-    <w:p>
       <w:pPr>
         <w:pStyle w:val="Heading1"/>
       </w:pPr>
@@ -987,7 +927,7 @@
     </w:p>
     <w:p>
       <w:r>
-        <w:t>このシステムでは、小学1年生から社会人まで幅広い学年に対応しています。学年を選ぶと、その学年に合った設定項目が自動的に表示されます。</w:t>
+        <w:t>小学1年生から社会人まで対応。学年に合った設定項目が自動表示されます。</w:t>
       </w:r>
     </w:p>
     <w:tbl>
@@ -1053,7 +993,7 @@
               <w:rPr>
                 <w:sz w:val="20"/>
               </w:rPr>
-              <w:t>コース選択、苦手科目、検定目標（英検・数検・漢検等）</w:t>
+              <w:t>コース、苦手科目、検定目標</w:t>
             </w:r>
           </w:p>
         </w:tc>
@@ -1081,7 +1021,7 @@
               <w:rPr>
                 <w:sz w:val="20"/>
               </w:rPr>
-              <w:t>上記＋志望中学校（第1〜第3志望、偏差値・倍率表示）</w:t>
+              <w:t>上記＋志望中学校（第1〜第3志望）</w:t>
             </w:r>
           </w:p>
         </w:tc>
@@ -1109,7 +1049,7 @@
               <w:rPr>
                 <w:sz w:val="20"/>
               </w:rPr>
-              <w:t>在籍中学校、志望高校（偏差値・倍率・定員・入試科目表示）、テストタイプ</w:t>
+              <w:t>在籍中学校、志望高校、テストタイプ</w:t>
             </w:r>
           </w:p>
         </w:tc>
@@ -1137,7 +1077,7 @@
               <w:rPr>
                 <w:sz w:val="20"/>
               </w:rPr>
-              <w:t>志望大学（第1〜第3志望、学部・偏差値・倍率表示）</w:t>
+              <w:t>志望大学（第1〜第3志望、学部）</w:t>
             </w:r>
           </w:p>
         </w:tc>
@@ -1193,28 +1133,18 @@
               <w:rPr>
                 <w:sz w:val="20"/>
               </w:rPr>
-              <w:t>目標資格（簿記・宅建・ITパスポート等を3件まで）</w:t>
+              <w:t>目標資格（3件まで）</w:t>
             </w:r>
           </w:p>
         </w:tc>
       </w:tr>
     </w:tbl>
     <w:p>
-      <w:r>
-        <w:t>また、全学年共通で英検・数検・漢検・TOEIC・TOEFLの目標級を設定できます。</w:t>
-      </w:r>
-    </w:p>
-    <w:p>
       <w:pPr>
         <w:pStyle w:val="Heading1"/>
       </w:pPr>
       <w:r>
-        <w:t>8. コースと料金の管理</w:t>
-      </w:r>
-    </w:p>
-    <w:p>
-      <w:r>
-        <w:t>生徒ごとに受講コースを設定すると、月額料金が自動計算されます。</w:t>
+        <w:t>8. コースと料金</w:t>
       </w:r>
     </w:p>
     <w:tbl>
@@ -1280,7 +1210,7 @@
               <w:rPr>
                 <w:sz w:val="20"/>
               </w:rPr>
-              <w:t>毎日通える最上位コース。SRJ速読＋Monoxer込み</w:t>
+              <w:t>毎日通える最上位コース</w:t>
             </w:r>
           </w:p>
         </w:tc>
@@ -1308,7 +1238,7 @@
               <w:rPr>
                 <w:sz w:val="20"/>
               </w:rPr>
-              <w:t>週2日通い放題。部活との両立に最適</w:t>
+              <w:t>週2日通い放題</w:t>
             </w:r>
           </w:p>
         </w:tc>
@@ -1364,7 +1294,7 @@
               <w:rPr>
                 <w:sz w:val="20"/>
               </w:rPr>
-              <w:t>自習室のみ（高校生向けリーズナブルプラン）</w:t>
+              <w:t>自習室のみ</w:t>
             </w:r>
           </w:p>
         </w:tc>
@@ -1392,15 +1322,42 @@
               <w:rPr>
                 <w:sz w:val="20"/>
               </w:rPr>
-              <w:t>週1〜8コマから選べるコマ制</w:t>
+              <w:t>週1〜8コマのコマ制</w:t>
             </w:r>
           </w:p>
         </w:tc>
       </w:tr>
     </w:tbl>
     <w:p>
+      <w:pPr>
+        <w:pStyle w:val="Heading1"/>
+      </w:pPr>
       <w:r>
-        <w:t>料金は学年と受験状況によって異なり、コースを選択するとリアルタイムで月額・初月費用・付属サービスが表示されます。</w:t>
+        <w:t>9. プライバシーについて</w:t>
+      </w:r>
+    </w:p>
+    <w:p>
+      <w:pPr>
+        <w:pStyle w:val="ListBullet"/>
+      </w:pPr>
+      <w:r>
+        <w:t>生徒・保護者・教室画面では本名は一切表示されません</w:t>
+      </w:r>
+    </w:p>
+    <w:p>
+      <w:pPr>
+        <w:pStyle w:val="ListBullet"/>
+      </w:pPr>
+      <w:r>
+        <w:t>「コールサイン」（例：Star-7、Nova-1）のみ使用</w:t>
+      </w:r>
+    </w:p>
+    <w:p>
+      <w:pPr>
+        <w:pStyle w:val="ListBullet"/>
+      </w:pPr>
+      <w:r>
+        <w:t>先生の管理画面のみ本名+コールサイン併記</w:t>
       </w:r>
     </w:p>
     <w:p>
@@ -1408,57 +1365,7 @@
         <w:pStyle w:val="Heading1"/>
       </w:pPr>
       <w:r>
-        <w:t>9. プライバシー（匿名性）について</w:t>
-      </w:r>
-    </w:p>
-    <w:p>
-      <w:r>
-        <w:t>このシステムでは、生徒のプライバシーを最優先にしています。</w:t>
-      </w:r>
-    </w:p>
-    <w:p>
-      <w:pPr>
-        <w:pStyle w:val="ListBullet"/>
-      </w:pPr>
-      <w:r>
-        <w:t>生徒画面・保護者画面・教室モニターでは、本名は一切表示されません</w:t>
-      </w:r>
-    </w:p>
-    <w:p>
-      <w:pPr>
-        <w:pStyle w:val="ListBullet"/>
-      </w:pPr>
-      <w:r>
-        <w:t>代わりに「コールサイン」（教室内だけの呼び名、例：Star-7、Nova-1）が使われます</w:t>
-      </w:r>
-    </w:p>
-    <w:p>
-      <w:pPr>
-        <w:pStyle w:val="ListBullet"/>
-      </w:pPr>
-      <w:r>
-        <w:t>ランキングやギルドメンバー一覧も、すべてコールサインで表示されます</w:t>
-      </w:r>
-    </w:p>
-    <w:p>
-      <w:pPr>
-        <w:pStyle w:val="ListBullet"/>
-      </w:pPr>
-      <w:r>
-        <w:t>先生の管理画面のみ、本名とコールサインが並んで表示されます（生徒の識別のため）</w:t>
-      </w:r>
-    </w:p>
-    <w:p>
-      <w:r>
-        <w:t>これにより、「誰が何位か」「誰が何を勉強しているか」が外部に漏れることなく、安心してシステムを利用できます。</w:t>
-      </w:r>
-    </w:p>
-    <w:p>
-      <w:pPr>
-        <w:pStyle w:val="Heading1"/>
-      </w:pPr>
-      <w:r>
-        <w:t>10. 今後の計画と展望</w:t>
+        <w:t>10. 今後の計画</w:t>
       </w:r>
     </w:p>
     <w:p>
@@ -1471,7 +1378,7 @@
     </w:p>
     <w:p>
       <w:r>
-        <w:t>まずは一人ひとりが「自分のペースで毎日コツコツ勉強する」習慣を身につけることが目標です。ポイント、レベル、デイリーミッション、コンボなど、個人で楽しめる仕組みを充実させています。</w:t>
+        <w:t>一人ひとりが毎日コツコツ勉強する習慣を身につけることが目標です。</w:t>
       </w:r>
     </w:p>
     <w:p>
@@ -1479,12 +1386,12 @@
         <w:pStyle w:val="Heading2"/>
       </w:pPr>
       <w:r>
-        <w:t>Phase 2: 匿名ギルドの活性化</w:t>
+        <w:t>Phase 2: ギルド活性化</w:t>
       </w:r>
     </w:p>
     <w:p>
       <w:r>
-        <w:t>ソロ文化が定着したら、ギルド（チーム）活動を本格化させます。チームで協力してマイルストーンを達成したり、レイドボスを倒したりする体験を通じて、「仲間と一緒に頑張る」文化を育てます。</w:t>
+        <w:t>チーム活動を本格化。協力してマイルストーン達成やレイドボスを倒す体験を通じて仲間意識を育てます。</w:t>
       </w:r>
     </w:p>
     <w:p>
@@ -1497,55 +1404,7 @@
     </w:p>
     <w:p>
       <w:r>
-        <w:t>最終的には、年上の生徒が年下の生徒を自然と教えたり応援したりする「先輩・後輩」の文化を目指します。サポーター制度（私立合格後の生徒が後輩を支援する仕組み）もこのフェーズで本格稼働します。</w:t>
-      </w:r>
-    </w:p>
-    <w:p>
-      <w:pPr>
-        <w:pStyle w:val="Heading2"/>
-      </w:pPr>
-      <w:r>
-        <w:t>継続的な改善項目</w:t>
-      </w:r>
-    </w:p>
-    <w:p>
-      <w:pPr>
-        <w:pStyle w:val="ListBullet"/>
-      </w:pPr>
-      <w:r>
-        <w:t>学習ルート管理機能の安定化</w:t>
-      </w:r>
-    </w:p>
-    <w:p>
-      <w:pPr>
-        <w:pStyle w:val="ListBullet"/>
-      </w:pPr>
-      <w:r>
-        <w:t>一蓮托生ボーナス（ギルド全員が勉強した日の特別報酬）の本格実装</w:t>
-      </w:r>
-    </w:p>
-    <w:p>
-      <w:pPr>
-        <w:pStyle w:val="ListBullet"/>
-      </w:pPr>
-      <w:r>
-        <w:t>コマンダーバフ（先生の支援パワー）のポイント適用</w:t>
-      </w:r>
-    </w:p>
-    <w:p>
-      <w:pPr>
-        <w:pStyle w:val="ListBullet"/>
-      </w:pPr>
-      <w:r>
-        <w:t>自動チェックアウト機能の追加</w:t>
-      </w:r>
-    </w:p>
-    <w:p>
-      <w:pPr>
-        <w:pStyle w:val="ListBullet"/>
-      </w:pPr>
-      <w:r>
-        <w:t>季節イベント・特別ミッションのコンテンツ追加</w:t>
+        <w:t>年上が年下を教え応援する文化を目指します。</w:t>
       </w:r>
     </w:p>
     <w:p>
@@ -1558,10 +1417,9 @@
     </w:p>
     <w:p>
       <w:r>
-        <w:t>このシステムについてご不明な点がございましたら、お気軽に塾までお問い合わせください。</w:t>
+        <w:t>お気軽に塾までお問い合わせください。</w:t>
       </w:r>
     </w:p>
-    <w:p/>
     <w:p>
       <w:r>
         <w:t>個別指導学院ヒーローズ延岡校</w:t>

--- a/HEROS_ACADEMY_システムご案内.docx
+++ b/HEROS_ACADEMY_システムご案内.docx
@@ -193,7 +193,463 @@
         <w:pStyle w:val="Heading1"/>
       </w:pPr>
       <w:r>
-        <w:t>3. 4つの画面の役割</w:t>
+        <w:t>3. 各画面のログイン方法</w:t>
+      </w:r>
+    </w:p>
+    <w:p>
+      <w:r>
+        <w:rPr>
+          <w:b/>
+          <w:color w:val="CC0000"/>
+        </w:rPr>
+        <w:t>【この情報はスタッフ限定です。外部に共有しないでください】</w:t>
+      </w:r>
+    </w:p>
+    <w:p>
+      <w:pPr>
+        <w:pStyle w:val="Heading2"/>
+      </w:pPr>
+      <w:r>
+        <w:t>③ 管理画面（先生用）のログイン</w:t>
+      </w:r>
+    </w:p>
+    <w:p>
+      <w:r>
+        <w:t>管理画面は、Firebase Authentication（メール＋パスワード認証）でログインします。</w:t>
+      </w:r>
+    </w:p>
+    <w:tbl>
+      <w:tblPr>
+        <w:tblStyle w:val="LightGrid-Accent1"/>
+        <w:tblW w:type="auto" w:w="0"/>
+        <w:tblLook w:firstColumn="1" w:firstRow="1" w:lastColumn="0" w:lastRow="0" w:noHBand="0" w:noVBand="1" w:val="04A0"/>
+      </w:tblPr>
+      <w:tblGrid>
+        <w:gridCol w:w="4320"/>
+        <w:gridCol w:w="4320"/>
+      </w:tblGrid>
+      <w:tr>
+        <w:tc>
+          <w:tcPr>
+            <w:tcW w:type="dxa" w:w="4320"/>
+          </w:tcPr>
+          <w:p>
+            <w:r>
+              <w:rPr>
+                <w:b/>
+                <w:sz w:val="20"/>
+              </w:rPr>
+              <w:t>項目</w:t>
+            </w:r>
+          </w:p>
+        </w:tc>
+        <w:tc>
+          <w:tcPr>
+            <w:tcW w:type="dxa" w:w="4320"/>
+          </w:tcPr>
+          <w:p>
+            <w:r>
+              <w:rPr>
+                <w:b/>
+                <w:sz w:val="20"/>
+              </w:rPr>
+              <w:t>入力内容</w:t>
+            </w:r>
+          </w:p>
+        </w:tc>
+      </w:tr>
+      <w:tr>
+        <w:tc>
+          <w:tcPr>
+            <w:tcW w:type="dxa" w:w="4320"/>
+          </w:tcPr>
+          <w:p>
+            <w:r>
+              <w:rPr>
+                <w:sz w:val="20"/>
+              </w:rPr>
+              <w:t>メールアドレス</w:t>
+            </w:r>
+          </w:p>
+        </w:tc>
+        <w:tc>
+          <w:tcPr>
+            <w:tcW w:type="dxa" w:w="4320"/>
+          </w:tcPr>
+          <w:p>
+            <w:r>
+              <w:rPr>
+                <w:sz w:val="20"/>
+              </w:rPr>
+              <w:t>admin@heros.jp</w:t>
+            </w:r>
+          </w:p>
+        </w:tc>
+      </w:tr>
+      <w:tr>
+        <w:tc>
+          <w:tcPr>
+            <w:tcW w:type="dxa" w:w="4320"/>
+          </w:tcPr>
+          <w:p>
+            <w:r>
+              <w:rPr>
+                <w:sz w:val="20"/>
+              </w:rPr>
+              <w:t>パスワード</w:t>
+            </w:r>
+          </w:p>
+        </w:tc>
+        <w:tc>
+          <w:tcPr>
+            <w:tcW w:type="dxa" w:w="4320"/>
+          </w:tcPr>
+          <w:p>
+            <w:r>
+              <w:rPr>
+                <w:sz w:val="20"/>
+              </w:rPr>
+              <w:t>0070heros</w:t>
+            </w:r>
+          </w:p>
+        </w:tc>
+      </w:tr>
+    </w:tbl>
+    <w:p>
+      <w:r>
+        <w:t>画面を開くと「MISSION CONTROL」というログイン画面が表示されます。上記のメールアドレスとパスワードを入力して「ログイン」ボタンを押してください。</w:t>
+      </w:r>
+    </w:p>
+    <w:p>
+      <w:pPr>
+        <w:pStyle w:val="Heading2"/>
+      </w:pPr>
+      <w:r>
+        <w:t>① 生徒画面のログイン</w:t>
+      </w:r>
+    </w:p>
+    <w:p>
+      <w:r>
+        <w:t>生徒画面は、管理画面で登録した「ニックネーム」と「PIN（4桁の暗証番号）」でログインします。</w:t>
+      </w:r>
+    </w:p>
+    <w:tbl>
+      <w:tblPr>
+        <w:tblStyle w:val="LightGrid-Accent1"/>
+        <w:tblW w:type="auto" w:w="0"/>
+        <w:tblLook w:firstColumn="1" w:firstRow="1" w:lastColumn="0" w:lastRow="0" w:noHBand="0" w:noVBand="1" w:val="04A0"/>
+      </w:tblPr>
+      <w:tblGrid>
+        <w:gridCol w:w="4320"/>
+        <w:gridCol w:w="4320"/>
+      </w:tblGrid>
+      <w:tr>
+        <w:tc>
+          <w:tcPr>
+            <w:tcW w:type="dxa" w:w="4320"/>
+          </w:tcPr>
+          <w:p>
+            <w:r>
+              <w:rPr>
+                <w:b/>
+                <w:sz w:val="20"/>
+              </w:rPr>
+              <w:t>項目</w:t>
+            </w:r>
+          </w:p>
+        </w:tc>
+        <w:tc>
+          <w:tcPr>
+            <w:tcW w:type="dxa" w:w="4320"/>
+          </w:tcPr>
+          <w:p>
+            <w:r>
+              <w:rPr>
+                <w:b/>
+                <w:sz w:val="20"/>
+              </w:rPr>
+              <w:t>入力内容</w:t>
+            </w:r>
+          </w:p>
+        </w:tc>
+      </w:tr>
+      <w:tr>
+        <w:tc>
+          <w:tcPr>
+            <w:tcW w:type="dxa" w:w="4320"/>
+          </w:tcPr>
+          <w:p>
+            <w:r>
+              <w:rPr>
+                <w:sz w:val="20"/>
+              </w:rPr>
+              <w:t>ニックネーム</w:t>
+            </w:r>
+          </w:p>
+        </w:tc>
+        <w:tc>
+          <w:tcPr>
+            <w:tcW w:type="dxa" w:w="4320"/>
+          </w:tcPr>
+          <w:p>
+            <w:r>
+              <w:rPr>
+                <w:sz w:val="20"/>
+              </w:rPr>
+              <w:t>ジロー</w:t>
+            </w:r>
+          </w:p>
+        </w:tc>
+      </w:tr>
+      <w:tr>
+        <w:tc>
+          <w:tcPr>
+            <w:tcW w:type="dxa" w:w="4320"/>
+          </w:tcPr>
+          <w:p>
+            <w:r>
+              <w:rPr>
+                <w:sz w:val="20"/>
+              </w:rPr>
+              <w:t>PIN（4桁）</w:t>
+            </w:r>
+          </w:p>
+        </w:tc>
+        <w:tc>
+          <w:tcPr>
+            <w:tcW w:type="dxa" w:w="4320"/>
+          </w:tcPr>
+          <w:p>
+            <w:r>
+              <w:rPr>
+                <w:sz w:val="20"/>
+              </w:rPr>
+              <w:t>2000</w:t>
+            </w:r>
+          </w:p>
+        </w:tc>
+      </w:tr>
+    </w:tbl>
+    <w:p>
+      <w:r>
+        <w:t>上記は動作確認用のテストアカウントです。実際の生徒は、管理画面の「生徒を追加」ボタンから登録します。登録時にニックネームとPINを設定すると、その情報で生徒画面にログインできるようになります。</w:t>
+      </w:r>
+    </w:p>
+    <w:p>
+      <w:pPr>
+        <w:pStyle w:val="Heading2"/>
+      </w:pPr>
+      <w:r>
+        <w:t>② 保護者画面のログイン</w:t>
+      </w:r>
+    </w:p>
+    <w:p>
+      <w:r>
+        <w:t>保護者画面は、お子さまの「ニックネーム」と「保護者用PIN（4桁）」でログインします。生徒用PINとは別のPINです。</w:t>
+      </w:r>
+    </w:p>
+    <w:tbl>
+      <w:tblPr>
+        <w:tblStyle w:val="LightGrid-Accent1"/>
+        <w:tblW w:type="auto" w:w="0"/>
+        <w:tblLook w:firstColumn="1" w:firstRow="1" w:lastColumn="0" w:lastRow="0" w:noHBand="0" w:noVBand="1" w:val="04A0"/>
+      </w:tblPr>
+      <w:tblGrid>
+        <w:gridCol w:w="4320"/>
+        <w:gridCol w:w="4320"/>
+      </w:tblGrid>
+      <w:tr>
+        <w:tc>
+          <w:tcPr>
+            <w:tcW w:type="dxa" w:w="4320"/>
+          </w:tcPr>
+          <w:p>
+            <w:r>
+              <w:rPr>
+                <w:b/>
+                <w:sz w:val="20"/>
+              </w:rPr>
+              <w:t>項目</w:t>
+            </w:r>
+          </w:p>
+        </w:tc>
+        <w:tc>
+          <w:tcPr>
+            <w:tcW w:type="dxa" w:w="4320"/>
+          </w:tcPr>
+          <w:p>
+            <w:r>
+              <w:rPr>
+                <w:b/>
+                <w:sz w:val="20"/>
+              </w:rPr>
+              <w:t>入力内容</w:t>
+            </w:r>
+          </w:p>
+        </w:tc>
+      </w:tr>
+      <w:tr>
+        <w:tc>
+          <w:tcPr>
+            <w:tcW w:type="dxa" w:w="4320"/>
+          </w:tcPr>
+          <w:p>
+            <w:r>
+              <w:rPr>
+                <w:sz w:val="20"/>
+              </w:rPr>
+              <w:t>ニックネーム</w:t>
+            </w:r>
+          </w:p>
+        </w:tc>
+        <w:tc>
+          <w:tcPr>
+            <w:tcW w:type="dxa" w:w="4320"/>
+          </w:tcPr>
+          <w:p>
+            <w:r>
+              <w:rPr>
+                <w:sz w:val="20"/>
+              </w:rPr>
+              <w:t>ジロー</w:t>
+            </w:r>
+          </w:p>
+        </w:tc>
+      </w:tr>
+      <w:tr>
+        <w:tc>
+          <w:tcPr>
+            <w:tcW w:type="dxa" w:w="4320"/>
+          </w:tcPr>
+          <w:p>
+            <w:r>
+              <w:rPr>
+                <w:sz w:val="20"/>
+              </w:rPr>
+              <w:t>保護者PIN（4桁）</w:t>
+            </w:r>
+          </w:p>
+        </w:tc>
+        <w:tc>
+          <w:tcPr>
+            <w:tcW w:type="dxa" w:w="4320"/>
+          </w:tcPr>
+          <w:p>
+            <w:r>
+              <w:rPr>
+                <w:sz w:val="20"/>
+              </w:rPr>
+              <w:t>5678</w:t>
+            </w:r>
+          </w:p>
+        </w:tc>
+      </w:tr>
+    </w:tbl>
+    <w:p>
+      <w:r>
+        <w:t>保護者PINは、管理画面で生徒を登録・編集する際に設定します。生徒本人のPINとは別の番号を設定するので、生徒が保護者画面にログインすることはできません。</w:t>
+      </w:r>
+    </w:p>
+    <w:p>
+      <w:pPr>
+        <w:pStyle w:val="Heading2"/>
+      </w:pPr>
+      <w:r>
+        <w:t>④ 教室モニター</w:t>
+      </w:r>
+    </w:p>
+    <w:p>
+      <w:r>
+        <w:t>教室モニターはログイン不要です。URLを開くだけで自動的にデータが表示されます。教室の大型モニターやテレビにつないだPCで常時表示する使い方を想定しています。</w:t>
+      </w:r>
+    </w:p>
+    <w:p>
+      <w:pPr>
+        <w:pStyle w:val="Heading2"/>
+      </w:pPr>
+      <w:r>
+        <w:t>新しい生徒を登録する手順</w:t>
+      </w:r>
+    </w:p>
+    <w:p>
+      <w:r>
+        <w:t>1. 管理画面にログインします</w:t>
+      </w:r>
+    </w:p>
+    <w:p>
+      <w:r>
+        <w:t>2. 「生徒を追加」ボタンを押します</w:t>
+      </w:r>
+    </w:p>
+    <w:p>
+      <w:r>
+        <w:t>3. 以下の情報を入力します：</w:t>
+      </w:r>
+    </w:p>
+    <w:p>
+      <w:pPr>
+        <w:pStyle w:val="ListBullet"/>
+      </w:pPr>
+      <w:r>
+        <w:t>名前（本名）：先生の管理画面のみに表示されます</w:t>
+      </w:r>
+    </w:p>
+    <w:p>
+      <w:pPr>
+        <w:pStyle w:val="ListBullet"/>
+      </w:pPr>
+      <w:r>
+        <w:t>ニックネーム：生徒がログインに使います（例：ジロー、ハナコ）</w:t>
+      </w:r>
+    </w:p>
+    <w:p>
+      <w:pPr>
+        <w:pStyle w:val="ListBullet"/>
+      </w:pPr>
+      <w:r>
+        <w:t>コールサイン：ランキング等に表示される匿名の名前（例：Star-7）</w:t>
+      </w:r>
+    </w:p>
+    <w:p>
+      <w:pPr>
+        <w:pStyle w:val="ListBullet"/>
+      </w:pPr>
+      <w:r>
+        <w:t>PIN（4桁）：生徒用の暗証番号</w:t>
+      </w:r>
+    </w:p>
+    <w:p>
+      <w:pPr>
+        <w:pStyle w:val="ListBullet"/>
+      </w:pPr>
+      <w:r>
+        <w:t>保護者PIN（4桁）：保護者用の暗証番号（生徒PINとは別の番号にしてください）</w:t>
+      </w:r>
+    </w:p>
+    <w:p>
+      <w:pPr>
+        <w:pStyle w:val="ListBullet"/>
+      </w:pPr>
+      <w:r>
+        <w:t>学年：小1〜社会人まで選べます</w:t>
+      </w:r>
+    </w:p>
+    <w:p>
+      <w:r>
+        <w:t>4. 「保存」を押すと、その生徒は生徒画面・保護者画面からログインできるようになります</w:t>
+      </w:r>
+    </w:p>
+    <w:p>
+      <w:r>
+        <w:br w:type="page"/>
+      </w:r>
+    </w:p>
+    <w:p>
+      <w:pPr>
+        <w:pStyle w:val="Heading1"/>
+      </w:pPr>
+      <w:r>
+        <w:t>4. 4つの画面の役割</w:t>
       </w:r>
     </w:p>
     <w:p>
@@ -211,7 +667,7 @@
     </w:p>
     <w:p>
       <w:r>
-        <w:t>生徒が塾に来たら、この画面を開いてニックネームとPIN（暗証番号4桁）でログインします。</w:t>
+        <w:t>生徒が塾に来たら、この画面を開いてニックネームとPINでログインします。</w:t>
       </w:r>
     </w:p>
     <w:p>
@@ -277,7 +733,7 @@
     </w:p>
     <w:p>
       <w:r>
-        <w:t>保護者の方が、お子さまの学習状況をリアルタイムで確認できる画面です。お子さまのニックネームと保護者用PIN（4桁）でログインします。</w:t>
+        <w:t>保護者の方が、お子さまの学習状況をリアルタイムで確認できる画面です。</w:t>
       </w:r>
     </w:p>
     <w:p>
@@ -314,14 +770,6 @@
     </w:p>
     <w:p>
       <w:pPr>
-        <w:pStyle w:val="ListBullet"/>
-      </w:pPr>
-      <w:r>
-        <w:t>イベント発動中は「獲得ポイントが2倍になっています！」のようなお知らせが表示されます</w:t>
-      </w:r>
-    </w:p>
-    <w:p>
-      <w:pPr>
         <w:pStyle w:val="Heading2"/>
       </w:pPr>
       <w:r>
@@ -330,7 +778,7 @@
     </w:p>
     <w:p>
       <w:r>
-        <w:t>先生（管理者）がシステム全体を管理する画面です。Googleアカウントでログインします。</w:t>
+        <w:t>先生（管理者）がシステム全体を管理する画面です。</w:t>
       </w:r>
     </w:p>
     <w:p>
@@ -382,11 +830,6 @@
       </w:r>
     </w:p>
     <w:p>
-      <w:r>
-        <w:t>※管理画面のみ、先生が生徒を識別できるよう本名とコールサインが両方表示されます。</w:t>
-      </w:r>
-    </w:p>
-    <w:p>
       <w:pPr>
         <w:pStyle w:val="Heading2"/>
       </w:pPr>
@@ -396,15 +839,7 @@
     </w:p>
     <w:p>
       <w:r>
-        <w:t>教室に設置した大型モニターに常時表示する画面です。ログイン不要で、開くだけで自動的にデータが更新されます。</w:t>
-      </w:r>
-    </w:p>
-    <w:p>
-      <w:pPr>
-        <w:pStyle w:val="ListBullet"/>
-      </w:pPr>
-      <w:r>
-        <w:t>今月のミッション進捗（教室全体の目標達成度）</w:t>
+        <w:t>教室に設置した大型モニターに常時表示する画面です。ログイン不要です。</w:t>
       </w:r>
     </w:p>
     <w:p>
@@ -452,7 +887,7 @@
         <w:pStyle w:val="Heading1"/>
       </w:pPr>
       <w:r>
-        <w:t>4. 生徒の「冒険の一日」</w:t>
+        <w:t>5. 生徒の「冒険の一日」</w:t>
       </w:r>
     </w:p>
     <w:p>
@@ -496,7 +931,7 @@
     </w:p>
     <w:p>
       <w:r>
-        <w:t>タイマーが動いている間、生徒は集中して勉強します。ポモドーロモードでは25分ごとに5分休憩が入り、リズムよく勉強できます。</w:t>
+        <w:t>タイマーが動いている間、集中して勉強します。ポモドーロモードでは25分ごとに5分休憩が入り、リズムよく勉強できます。</w:t>
       </w:r>
     </w:p>
     <w:p>
@@ -522,7 +957,7 @@
     </w:p>
     <w:p>
       <w:r>
-        <w:t>ホーム画面に戻ると、仲間の頑張りが見え、ランキングが更新されています。保護者画面にもお子さまの一日の活動が時系列で表示されます。</w:t>
+        <w:t>ホーム画面に戻ると仲間の頑張りが見え、ランキングが更新されています。保護者画面にもお子さまの一日の活動が表示されます。</w:t>
       </w:r>
     </w:p>
     <w:p>
@@ -530,7 +965,7 @@
         <w:pStyle w:val="Heading1"/>
       </w:pPr>
       <w:r>
-        <w:t>5. チームと競争の仕組み</w:t>
+        <w:t>6. チームと競争の仕組み</w:t>
       </w:r>
     </w:p>
     <w:p>
@@ -543,7 +978,7 @@
     </w:p>
     <w:p>
       <w:r>
-        <w:t>生徒は6つのギルド（炎・水・風・大地・光・闇）のいずれかに所属します。全年齢混合で、先輩・後輩の文化が生まれます。協力ポイントでマイルストーン達成を目指します。</w:t>
+        <w:t>生徒は6つのギルド（炎・水・風・大地・光・闇）のいずれかに所属します。全年齢混合で先輩・後輩の文化が生まれます。協力ポイントでマイルストーン達成を目指します。</w:t>
       </w:r>
     </w:p>
     <w:p>
@@ -689,7 +1124,7 @@
         <w:pStyle w:val="Heading1"/>
       </w:pPr>
       <w:r>
-        <w:t>6. イベントとブースター</w:t>
+        <w:t>7. イベントとブースター</w:t>
       </w:r>
     </w:p>
     <w:p>
@@ -922,7 +1357,7 @@
         <w:pStyle w:val="Heading1"/>
       </w:pPr>
       <w:r>
-        <w:t>7. 生徒一人ひとりに設定できる情報</w:t>
+        <w:t>8. 生徒一人ひとりに設定できる情報</w:t>
       </w:r>
     </w:p>
     <w:p>
@@ -1140,11 +1575,16 @@
       </w:tr>
     </w:tbl>
     <w:p>
+      <w:r>
+        <w:t>全学年共通で英検・数検・漢検・TOEIC・TOEFLの目標級を設定できます。</w:t>
+      </w:r>
+    </w:p>
+    <w:p>
       <w:pPr>
         <w:pStyle w:val="Heading1"/>
       </w:pPr>
       <w:r>
-        <w:t>8. コースと料金</w:t>
+        <w:t>9. コースと料金</w:t>
       </w:r>
     </w:p>
     <w:tbl>
@@ -1333,7 +1773,7 @@
         <w:pStyle w:val="Heading1"/>
       </w:pPr>
       <w:r>
-        <w:t>9. プライバシーについて</w:t>
+        <w:t>10. プライバシーについて</w:t>
       </w:r>
     </w:p>
     <w:p>
@@ -1365,7 +1805,7 @@
         <w:pStyle w:val="Heading1"/>
       </w:pPr>
       <w:r>
-        <w:t>10. 今後の計画</w:t>
+        <w:t>11. 今後の計画</w:t>
       </w:r>
     </w:p>
     <w:p>
@@ -1412,7 +1852,7 @@
         <w:pStyle w:val="Heading1"/>
       </w:pPr>
       <w:r>
-        <w:t>11. ご不明な点がありましたら</w:t>
+        <w:t>12. ご不明な点がありましたら</w:t>
       </w:r>
     </w:p>
     <w:p>
